--- a/docs/Anki_Quick_Start_Guide.docx
+++ b/docs/Anki_Quick_Start_Guide.docx
@@ -181,7 +181,7 @@
           <w:sz w:val="26"/>
           <w:szCs w:val="26"/>
         </w:rPr>
-        <w:t xml:space="preserve">Anki is a free, open-source flashcard app that uses spaced repetition to schedule reviews at the moments you're about to forget. The science behind it — testing effect, distributed practice, desirable difficulty — is among the most replicated findings in cognitive psychology.</w:t>
+        <w:t xml:space="preserve">Anki is a free, open-source flashcard app that uses spaced repetition to schedule reviews at the moments you're about to forget. The science behind it, testing effect, distributed practice, desirable difficulty, is among the most replicated findings in cognitive psychology.</w:t>
       </w:r>
     </w:p>
     <w:tbl>
@@ -294,7 +294,7 @@
           <w:sz w:val="36"/>
           <w:szCs w:val="36"/>
         </w:rPr>
-        <w:t xml:space="preserve">Step 1 — Install Anki</w:t>
+        <w:t xml:space="preserve">Step 1, Install Anki</w:t>
       </w:r>
     </w:p>
     <w:p>
@@ -370,7 +370,7 @@
           <w:sz w:val="22"/>
           <w:szCs w:val="22"/>
         </w:rPr>
-        <w:t xml:space="preserve">Open Anki on your computer. Create a new deck — name it 'English' (or your target language).</w:t>
+        <w:t xml:space="preserve">Open Anki on your computer. Create a new deck, name it 'English' (or your target language).</w:t>
       </w:r>
     </w:p>
     <w:p>
@@ -386,7 +386,7 @@
           <w:sz w:val="36"/>
           <w:szCs w:val="36"/>
         </w:rPr>
-        <w:t xml:space="preserve">Step 2 — Build your first 5 cards manually</w:t>
+        <w:t xml:space="preserve">Step 2, Build your first 5 cards manually</w:t>
       </w:r>
     </w:p>
     <w:p>
@@ -511,7 +511,7 @@
           <w:sz w:val="36"/>
           <w:szCs w:val="36"/>
         </w:rPr>
-        <w:t xml:space="preserve">Step 3 — Configure deck settings</w:t>
+        <w:t xml:space="preserve">Step 3, Configure deck settings</w:t>
       </w:r>
     </w:p>
     <w:p>
@@ -601,7 +601,7 @@
           <w:sz w:val="22"/>
           <w:szCs w:val="22"/>
         </w:rPr>
-        <w:t xml:space="preserve">Easy interval: 4 days. Starting ease: 250%. (These are the defaults — leave them.)</w:t>
+        <w:t xml:space="preserve">Easy interval: 4 days. Starting ease: 250%. (These are the defaults, leave them.)</w:t>
       </w:r>
     </w:p>
     <w:p>
@@ -636,7 +636,7 @@
           <w:sz w:val="36"/>
           <w:szCs w:val="36"/>
         </w:rPr>
-        <w:t xml:space="preserve">Step 4 — Daily review routine</w:t>
+        <w:t xml:space="preserve">Step 4, Daily review routine</w:t>
       </w:r>
     </w:p>
     <w:p>
@@ -726,7 +726,7 @@
           <w:sz w:val="22"/>
           <w:szCs w:val="22"/>
         </w:rPr>
-        <w:t xml:space="preserve">Be conservative with 'Easy' — overuse inflates intervals and you'll forget.</w:t>
+        <w:t xml:space="preserve">Be conservative with 'Easy', overuse inflates intervals and you'll forget.</w:t>
       </w:r>
     </w:p>
     <w:p>
@@ -826,7 +826,7 @@
                 <w:sz w:val="21"/>
                 <w:szCs w:val="21"/>
               </w:rPr>
-              <w:t xml:space="preserve">Morning coffee, commute, lunch break, lying in bed before sleep. Studying right before sleep can substantially improve next-day recall (Walker &amp; Stickgold, 2004). Don't make Anki another 'sit at the desk' chore — that's how it becomes hard to keep up.</w:t>
+              <w:t xml:space="preserve">Morning coffee, commute, lunch break, lying in bed before sleep. Studying right before sleep can substantially improve next-day recall (Walker &amp; Stickgold, 2004). Don't make Anki another 'sit at the desk' chore, that's how it becomes hard to keep up.</w:t>
             </w:r>
           </w:p>
         </w:tc>
@@ -846,7 +846,7 @@
           <w:sz w:val="36"/>
           <w:szCs w:val="36"/>
         </w:rPr>
-        <w:t xml:space="preserve">Step 5 — Batch import a CSV deck</w:t>
+        <w:t xml:space="preserve">Step 5, Batch import a CSV deck</w:t>
       </w:r>
     </w:p>
     <w:p>
@@ -955,7 +955,7 @@
           <w:sz w:val="22"/>
           <w:szCs w:val="22"/>
         </w:rPr>
-        <w:t xml:space="preserve">Open the imported cards and add images and audio for the most-used 10–20. The rest can stay text-only — those are your 'fill in the gaps' cards.</w:t>
+        <w:t xml:space="preserve">Open the imported cards and add images and audio for the most-used 10–20. The rest can stay text-only, those are your 'fill in the gaps' cards.</w:t>
       </w:r>
     </w:p>
     <w:p>
@@ -971,7 +971,7 @@
           <w:sz w:val="36"/>
           <w:szCs w:val="36"/>
         </w:rPr>
-        <w:t xml:space="preserve">Step 6 — Read your statistics weekly</w:t>
+        <w:t xml:space="preserve">Step 6, Read your statistics weekly</w:t>
       </w:r>
     </w:p>
     <w:p>
@@ -1023,7 +1023,7 @@
           <w:sz w:val="22"/>
           <w:szCs w:val="22"/>
         </w:rPr>
-        <w:t xml:space="preserve">Retention rate: percentage of mature cards you recall correctly. Aim for 85–90%. Lower means encoding is too weak — go back and improve images/mnemonics.</w:t>
+        <w:t xml:space="preserve">Retention rate: percentage of mature cards you recall correctly. Aim for 85–90%. Lower means encoding is too weak, go back and improve images/mnemonics.</w:t>
       </w:r>
     </w:p>
     <w:p>
@@ -1042,7 +1042,7 @@
           <w:sz w:val="22"/>
           <w:szCs w:val="22"/>
         </w:rPr>
-        <w:t xml:space="preserve">Cards leeched: cards you've failed 8+ times. Anki flags these. Edit them — the encoding is broken.</w:t>
+        <w:t xml:space="preserve">Cards leeched: cards you've failed 8+ times. Anki flags these. Edit them, the encoding is broken.</w:t>
       </w:r>
     </w:p>
     <w:p>
@@ -1364,7 +1364,7 @@
           <w:sz w:val="22"/>
           <w:szCs w:val="22"/>
         </w:rPr>
-        <w:t xml:space="preserve">Awesome TTS — adds machine-generated audio to cards in batch (helpful when you don't have native audio).</w:t>
+        <w:t xml:space="preserve">Awesome TTS, adds machine-generated audio to cards in batch (helpful when you don't have native audio).</w:t>
       </w:r>
     </w:p>
     <w:p>
@@ -1383,7 +1383,7 @@
           <w:sz w:val="22"/>
           <w:szCs w:val="22"/>
         </w:rPr>
-        <w:t xml:space="preserve">Image Occlusion Enhanced — for hiding parts of an image to test recall.</w:t>
+        <w:t xml:space="preserve">Image Occlusion Enhanced, for hiding parts of an image to test recall.</w:t>
       </w:r>
     </w:p>
     <w:p>
@@ -1402,7 +1402,7 @@
           <w:sz w:val="22"/>
           <w:szCs w:val="22"/>
         </w:rPr>
-        <w:t xml:space="preserve">Heatmap — visualizes your study consistency.</w:t>
+        <w:t xml:space="preserve">Heatmap, visualizes your study consistency.</w:t>
       </w:r>
     </w:p>
     <w:tbl>
